--- a/klagomål/A 17248-2026 FSC-klagomål.docx
+++ b/klagomål/A 17248-2026 FSC-klagomål.docx
@@ -1545,7 +1545,7 @@
     <w:r>
       <w:tab/>
       <w:tab/>
-      <w:t>2026-09-14</w:t>
+      <w:t>2026-09-15</w:t>
       <w:br/>
       <w:br/>
     </w:r>

--- a/klagomål/A 17248-2026 FSC-klagomål.docx
+++ b/klagomål/A 17248-2026 FSC-klagomål.docx
@@ -1545,7 +1545,7 @@
     <w:r>
       <w:tab/>
       <w:tab/>
-      <w:t>2026-09-15</w:t>
+      <w:t>2026-09-16</w:t>
       <w:br/>
       <w:br/>
     </w:r>

--- a/klagomål/A 17248-2026 FSC-klagomål.docx
+++ b/klagomål/A 17248-2026 FSC-klagomål.docx
@@ -1545,7 +1545,7 @@
     <w:r>
       <w:tab/>
       <w:tab/>
-      <w:t>2026-09-16</w:t>
+      <w:t>2026-09-17</w:t>
       <w:br/>
       <w:br/>
     </w:r>

--- a/klagomål/A 17248-2026 FSC-klagomål.docx
+++ b/klagomål/A 17248-2026 FSC-klagomål.docx
@@ -1545,7 +1545,7 @@
     <w:r>
       <w:tab/>
       <w:tab/>
-      <w:t>2026-09-17</w:t>
+      <w:t>2026-09-18</w:t>
       <w:br/>
       <w:br/>
     </w:r>

--- a/klagomål/A 17248-2026 FSC-klagomål.docx
+++ b/klagomål/A 17248-2026 FSC-klagomål.docx
@@ -1545,7 +1545,7 @@
     <w:r>
       <w:tab/>
       <w:tab/>
-      <w:t>2026-09-18</w:t>
+      <w:t>2026-09-19</w:t>
       <w:br/>
       <w:br/>
     </w:r>

--- a/klagomål/A 17248-2026 FSC-klagomål.docx
+++ b/klagomål/A 17248-2026 FSC-klagomål.docx
@@ -1545,7 +1545,7 @@
     <w:r>
       <w:tab/>
       <w:tab/>
-      <w:t>2026-09-19</w:t>
+      <w:t>2026-09-21</w:t>
       <w:br/>
       <w:br/>
     </w:r>

--- a/klagomål/A 17248-2026 FSC-klagomål.docx
+++ b/klagomål/A 17248-2026 FSC-klagomål.docx
@@ -1545,7 +1545,7 @@
     <w:r>
       <w:tab/>
       <w:tab/>
-      <w:t>2026-09-21</w:t>
+      <w:t>2026-09-23</w:t>
       <w:br/>
       <w:br/>
     </w:r>

--- a/klagomål/A 17248-2026 FSC-klagomål.docx
+++ b/klagomål/A 17248-2026 FSC-klagomål.docx
@@ -1545,7 +1545,7 @@
     <w:r>
       <w:tab/>
       <w:tab/>
-      <w:t>2026-09-23</w:t>
+      <w:t>2026-09-24</w:t>
       <w:br/>
       <w:br/>
     </w:r>

--- a/klagomål/A 17248-2026 FSC-klagomål.docx
+++ b/klagomål/A 17248-2026 FSC-klagomål.docx
@@ -1545,7 +1545,7 @@
     <w:r>
       <w:tab/>
       <w:tab/>
-      <w:t>2026-09-24</w:t>
+      <w:t>2026-09-25</w:t>
       <w:br/>
       <w:br/>
     </w:r>

--- a/klagomål/A 17248-2026 FSC-klagomål.docx
+++ b/klagomål/A 17248-2026 FSC-klagomål.docx
@@ -1545,7 +1545,7 @@
     <w:r>
       <w:tab/>
       <w:tab/>
-      <w:t>2026-09-25</w:t>
+      <w:t>2026-09-26</w:t>
       <w:br/>
       <w:br/>
     </w:r>

--- a/klagomål/A 17248-2026 FSC-klagomål.docx
+++ b/klagomål/A 17248-2026 FSC-klagomål.docx
@@ -1545,7 +1545,7 @@
     <w:r>
       <w:tab/>
       <w:tab/>
-      <w:t>2026-09-26</w:t>
+      <w:t>2026-09-27</w:t>
       <w:br/>
       <w:br/>
     </w:r>

--- a/klagomål/A 17248-2026 FSC-klagomål.docx
+++ b/klagomål/A 17248-2026 FSC-klagomål.docx
@@ -1545,7 +1545,7 @@
     <w:r>
       <w:tab/>
       <w:tab/>
-      <w:t>2026-09-27</w:t>
+      <w:t>2026-09-28</w:t>
       <w:br/>
       <w:br/>
     </w:r>

--- a/klagomål/A 17248-2026 FSC-klagomål.docx
+++ b/klagomål/A 17248-2026 FSC-klagomål.docx
@@ -1545,7 +1545,7 @@
     <w:r>
       <w:tab/>
       <w:tab/>
-      <w:t>2026-09-28</w:t>
+      <w:t>2026-09-29</w:t>
       <w:br/>
       <w:br/>
     </w:r>

--- a/klagomål/A 17248-2026 FSC-klagomål.docx
+++ b/klagomål/A 17248-2026 FSC-klagomål.docx
@@ -1545,7 +1545,7 @@
     <w:r>
       <w:tab/>
       <w:tab/>
-      <w:t>2026-09-29</w:t>
+      <w:t>2026-09-30</w:t>
       <w:br/>
       <w:br/>
     </w:r>

--- a/klagomål/A 17248-2026 FSC-klagomål.docx
+++ b/klagomål/A 17248-2026 FSC-klagomål.docx
@@ -1545,7 +1545,7 @@
     <w:r>
       <w:tab/>
       <w:tab/>
-      <w:t>2026-09-30</w:t>
+      <w:t>2026-10-01</w:t>
       <w:br/>
       <w:br/>
     </w:r>

--- a/klagomål/A 17248-2026 FSC-klagomål.docx
+++ b/klagomål/A 17248-2026 FSC-klagomål.docx
@@ -221,7 +221,7 @@
     </w:p>
     <w:p>
       <w:r>
-        <w:t>I och inom 18 meter från avverkningsanmälan finns fynd av 7 naturvårdsarter, varav 4 är rödlistade, 2 är fridlysta, 7 är typiska (T) och 2 är signalarter (S): garnlav (VU, T), knärot (VU, T, §8), lunglav (NT, T), tretåig hackspett (NT, T, §4), luddlav (S, T), stuplav (S, T) och linnea (T). Se Figur 1.</w:t>
+        <w:t>I och inom 18 meter från avverkningsanmälan finns fynd av 15 naturvårdsarter, varav 9 är rödlistade, 6 är fridlysta, 13 är typiska (T) och 3 är signalarter (S): garnlav (VU, T), knärot (VU, T, §8), doftskinn (NT, T), gammelgransskål (NT, T), lavskrika (NT, T, §4), lunglav (NT, T), skrovellav (NT, T), talltita (NT, §4), tretåig hackspett (NT, T, §4), bårdlav (S, T), luddlav (S, T), stuplav (S, T), linnea (T), tofsmes (T, §4) och revlummer (§9). Se Figur 1.</w:t>
       </w:r>
     </w:p>
     <w:p>
@@ -325,7 +325,7 @@
     </w:p>
     <w:p>
       <w:r>
-        <w:t>I det avverkningsanmälda området finns 1 fyndplatser för knärot registrerade på Artportalen. Figur 2 visar gränserna för buffertzoner på 50 m, som behöver lämnas kring fyndplatserna för att knärotslokalerna inte ska försvinna vid en avverkning. Av det avverkningsanmälda området överlappar 0.78 ha med buffertzonerna och får av detta skäl inte avverkas.</w:t>
+        <w:t>I det avverkningsanmälda området finns 5 fyndplatser för knärot registrerade på Artportalen. Figur 2 visar gränserna för buffertzoner på 50 m, som behöver lämnas kring fyndplatserna för att knärotslokalerna inte ska försvinna vid en avverkning. Av det avverkningsanmälda området överlappar 1.37 ha med buffertzonerna och får av detta skäl inte avverkas.</w:t>
       </w:r>
     </w:p>
     <w:p>
@@ -381,6 +381,66 @@
         <w:rPr>
           <w:b/>
         </w:rPr>
+        <w:t>Doftskinn (NT)</w:t>
+      </w:r>
+      <w:r>
+        <w:t xml:space="preserve">, rödlistad som nära hotad, är en mycket bra signalart för boreal granskog och indikerar ett gran-skogsekosystem med lång kontinuitet av grova lågor. Arten är placerad i toppen av Skogsstyrelsens värdepyramid för bedömning av skog med höga naturvärden och har klassats som en “urskogsindikator”, då den förekommer med ett tydligt optimum i helt eller nästan helt orörda skogar. Doftskinn är typisk art för </w:t>
+      </w:r>
+      <w:r>
+        <w:rPr>
+          <w:i/>
+        </w:rPr>
+        <w:t xml:space="preserve">9010 Taiga </w:t>
+      </w:r>
+      <w:r>
+        <w:t>(SLU Artdatabanken, 2025; Nitare &amp; Skogsstyrelsen, 2019).</w:t>
+      </w:r>
+    </w:p>
+    <w:p>
+      <w:r>
+        <w:rPr>
+          <w:b/>
+        </w:rPr>
+        <w:t>Gammelgransskål (NT)</w:t>
+      </w:r>
+      <w:r>
+        <w:t xml:space="preserve"> är en liten skålsvamp som växer på gamla granar med skrovlig bark. Typiska växtplatser är gransumpskog i myrkanter, bäckdråg, bäckraviner och skuggiga bergssluttningar, men också skog på torrare mark kan hysa arten om beståndet har stark naturskogskaraktär. Bestånd med arten bör behandlas som nyckelbiotoper och sparas vid en slutavverkning. Även gallring bör undvikas. Gammelgransskål är typisk art för </w:t>
+      </w:r>
+      <w:r>
+        <w:rPr>
+          <w:i/>
+        </w:rPr>
+        <w:t>9010 Taiga</w:t>
+      </w:r>
+      <w:r>
+        <w:t xml:space="preserve"> (SLU Artdatabanken, 2024; Nitare &amp; Skogsstyrelsen, 2019).</w:t>
+      </w:r>
+    </w:p>
+    <w:p>
+      <w:r>
+        <w:rPr>
+          <w:b/>
+        </w:rPr>
+        <w:t>Lavskrika (NT, §4)</w:t>
+      </w:r>
+      <w:r>
+        <w:t xml:space="preserve"> är rödlistad som nära hotad och fridlyst enligt 4§ artskyddsförordningen. Den har minskat med 20 (10–30) % under de senaste 15 åren och minskningstakten bedöms vara nära gränsvärdet för sårbar (VU). Lavskrikan är en mycket stationär fågel, som häckar i äldre, slutna och hänglavsrika barrskogar. Nyckelfaktorer är flerskiktad skog med rik undervegetation samt riklig förekomst av hänglavar. Reviren är livslånga med hemområden som varierar mellan 50 och 150 ha. Inom ett revir av hög kvalitet finns det som regel ett eller flera kärnområden (1–20 ha) med relativt tät flerskiktad granskog. Arten missgynnas när flerskiktad skog omförs till enskiktade bestånd och även röjning och hård gallring är starkt negativt. Lavskrikan har relativt stora hemområden och försvinner när den äldre skogen fragmenteras, särskilt allvarligt är när kärnområdena avverkas. Den försvinner successivt framför allt vid dess utbredningsgränser och populationen har minskat kontinuerligt under 2000-talet. Lavskrika är typisk art för </w:t>
+      </w:r>
+      <w:r>
+        <w:rPr>
+          <w:i/>
+        </w:rPr>
+        <w:t>9010 Taiga</w:t>
+      </w:r>
+      <w:r>
+        <w:t xml:space="preserve"> (SLU Artdatabanken, 2026; Skogsstyrelsen 2016).</w:t>
+      </w:r>
+    </w:p>
+    <w:p>
+      <w:r>
+        <w:rPr>
+          <w:b/>
+        </w:rPr>
         <w:t>Lunglav (NT)</w:t>
       </w:r>
       <w:r>
@@ -437,6 +497,64 @@
         <w:rPr>
           <w:b/>
         </w:rPr>
+        <w:t>Skrovellav (NT)</w:t>
+      </w:r>
+      <w:r>
+        <w:t xml:space="preserve"> växer på gamla lövträd och på klippor i gamla skogar med hög och jämn luftfuktighet. Slutavverkning av kontinuitetsskog utgör det största hotet och lavens fortsatta förekomst bör säkerställas genom att lokaler med äldre skog skyddas. I områden med mycket hög luftfuktighet kan man på bålen av skrovellav finna de sällsynta parasitsvamparna skrovellavsknapp (EN), </w:t>
+      </w:r>
+      <w:r>
+        <w:rPr>
+          <w:i/>
+        </w:rPr>
+        <w:t>Catillaria lobariicola</w:t>
+      </w:r>
+      <w:r>
+        <w:t xml:space="preserve"> (VU) och </w:t>
+      </w:r>
+      <w:r>
+        <w:rPr>
+          <w:i/>
+        </w:rPr>
+        <w:t>Merismatium lobariae</w:t>
+      </w:r>
+      <w:r>
+        <w:t xml:space="preserve"> (DD). Skrovellav är typisk art för </w:t>
+      </w:r>
+      <w:r>
+        <w:rPr>
+          <w:i/>
+        </w:rPr>
+        <w:t xml:space="preserve">9010 Taiga, 9020 Nordlig ädellövskog, 9040 Fjällbjörkskog, 9070 Trädklädd betesmark, 9160 Näringsrik ekskog, 9180 Ädellövskog i branter, 9190 Näringsfattig ekskog, 8210 Kalkbranter </w:t>
+      </w:r>
+      <w:r>
+        <w:t xml:space="preserve">och </w:t>
+      </w:r>
+      <w:r>
+        <w:rPr>
+          <w:i/>
+        </w:rPr>
+        <w:t>6530 Lövängar</w:t>
+      </w:r>
+      <w:r>
+        <w:t xml:space="preserve"> (SLU Artdatabanken, 2026; Nitare &amp; Skogsstyrelsen, 2019).</w:t>
+      </w:r>
+    </w:p>
+    <w:p>
+      <w:r>
+        <w:rPr>
+          <w:b/>
+        </w:rPr>
+        <w:t>Talltita (NT, §4)</w:t>
+      </w:r>
+      <w:r>
+        <w:t>, rödlistad som nära hotad och prioriterad art i Skogsvårdslagen, har häckningsrevir i anmälan. Arten har minskat kraftigt de senaste 30 åren och minskningstakten innevarande 10-årsperiod beräknas till 20 (10–30) %. Talltitan är synnerligen trogen sitt cirka 15 hektar stora revir och är beroende av flerskiktade olikåldriga skogar för att kunna föda upp sina ungar. Talltitan försvinner om dess livsmiljö kalavverkas (Eggers &amp; Low, 2014; Ekman, 1979; Griesser et al, 2007; Klein, 2020; Siffczyk et al, 2003; SLU Artdatabanken, 2021).</w:t>
+      </w:r>
+    </w:p>
+    <w:p>
+      <w:r>
+        <w:rPr>
+          <w:b/>
+        </w:rPr>
         <w:t>Tretåig hackspett (NT, §4)</w:t>
       </w:r>
       <w:r>
@@ -466,6 +584,53 @@
         <w:rPr>
           <w:b/>
         </w:rPr>
+        <w:t>Bårdlav</w:t>
+      </w:r>
+      <w:r>
+        <w:t xml:space="preserve"> signalerar miljöer med höga naturvärden och på lokalerna finns vanligtvis många andra ovanliga och rödlistade arter. Den visar även på platser med hög och jämn luftfuktighet. På bårdlav och andra njurlavar (Nephroma) kan de sällsynta parasiterna </w:t>
+      </w:r>
+      <w:r>
+        <w:rPr>
+          <w:i/>
+        </w:rPr>
+        <w:t xml:space="preserve">Protounguicularia nephromatis </w:t>
+      </w:r>
+      <w:r>
+        <w:t xml:space="preserve">(VU) och </w:t>
+      </w:r>
+      <w:r>
+        <w:rPr>
+          <w:i/>
+        </w:rPr>
+        <w:t xml:space="preserve">Tremella nephromatis </w:t>
+      </w:r>
+      <w:r>
+        <w:t xml:space="preserve">(DD) påträffas. Bårdlav är typisk art för </w:t>
+      </w:r>
+      <w:r>
+        <w:rPr>
+          <w:i/>
+        </w:rPr>
+        <w:t xml:space="preserve">9010 Taiga, 9020 Nordlig ädellövskog, 9070 Trädklädd betesmark, 9110 Näringsfattig bokskog, 9160 Näringsrik ekskog, 9180 Ädellövskog i branter </w:t>
+      </w:r>
+      <w:r>
+        <w:t>och</w:t>
+      </w:r>
+      <w:r>
+        <w:rPr>
+          <w:i/>
+        </w:rPr>
+        <w:t xml:space="preserve"> 9190 Näringsfattig ekskog</w:t>
+      </w:r>
+      <w:r>
+        <w:t xml:space="preserve"> (SLU Artdatabanken, 2026; Nitare &amp; Skogsstyrelsen, 2019).</w:t>
+      </w:r>
+    </w:p>
+    <w:p>
+      <w:r>
+        <w:rPr>
+          <w:b/>
+        </w:rPr>
         <w:t>Luddlav</w:t>
       </w:r>
       <w:r>
@@ -573,6 +738,26 @@
       </w:r>
       <w:r>
         <w:t>. På linnea kan man hitta sporsäcksvampen linnealudd (SLU Artdatabanken, 2025).</w:t>
+      </w:r>
+    </w:p>
+    <w:p>
+      <w:r>
+        <w:rPr>
+          <w:b/>
+        </w:rPr>
+        <w:t>Tofsmes (§4)</w:t>
+      </w:r>
+      <w:r>
+        <w:t xml:space="preserve"> häckar i barr- och blandskog, främst i tallskog. Tofsmes är typisk art för </w:t>
+      </w:r>
+      <w:r>
+        <w:rPr>
+          <w:i/>
+        </w:rPr>
+        <w:t xml:space="preserve">9010 Taiga </w:t>
+      </w:r>
+      <w:r>
+        <w:t>(SLU Artdatabanken, 2025).</w:t>
       </w:r>
     </w:p>
     <w:p>
@@ -681,7 +866,7 @@
         <w:rPr>
           <w:i/>
         </w:rPr>
-        <w:t>I det avverkningsanmälda skogsområdet har 7 naturvårdsarter varav 4 rödlistade arter sina livsmiljöer och växtplatser.</w:t>
+        <w:t>I det avverkningsanmälda skogsområdet har 15 naturvårdsarter varav 9 rödlistade arter sina livsmiljöer och växtplatser.</w:t>
       </w:r>
     </w:p>
     <w:p>
@@ -1122,59 +1307,46 @@
         <w:pStyle w:val="Heading1"/>
       </w:pPr>
       <w:r>
-        <w:t>Lunglav – ekologi samt krav på livsmiljön</w:t>
+        <w:t>Lavskrika – ekologi samt krav på livsmiljön</w:t>
       </w:r>
     </w:p>
     <w:p>
       <w:r>
-        <w:t xml:space="preserve">Lunglav (NT) är en av vårt lands främsta signalarter som överallt indikerar gamla lövträd, skogsbestånd med höga naturvärden och ekosystem med lång skoglig kontinuitet. Lokalt kan förekomsten vara mycket riklig men den hittas nästan enbart i gamla och ej slutavverkade skogar. Artens samtliga förekomster bör uppmärksammas från naturvårdssynpunkt, då många lokaler även hyser andra ovanliga och rödlistade arter, däribland de sällsynta lavparasiterna lunglavshårprick (CR), </w:t>
+        <w:t>Lavskrika är rödlistad som nära hotad (NT), fridlyst enligt 4 § artskyddsförordningen (2007:845) och ingår i förteckningen över prioriterade arter i Skogsstyrelsens föreskrifter och allmänna råd (SKSFS 2011:7) bilaga 4. Lavskrikan är en mycket stationär fågel, som häckar i äldre, slutna och hänglavsrika barrskogar. Nyckelfaktorer är flerskiktad skog med rik undervegetation samt riklig förekomst av hänglavar (SLU Artdatabanken, 2026).</w:t>
+      </w:r>
+    </w:p>
+    <w:p>
+      <w:r>
+        <w:t xml:space="preserve">I Skogsstyrelsens vägledning för hänsyn till fåglar står bland annat att: </w:t>
       </w:r>
       <w:r>
         <w:rPr>
           <w:i/>
         </w:rPr>
-        <w:t>Abrothallus diederichii</w:t>
-      </w:r>
-      <w:r>
-        <w:t xml:space="preserve"> (VU), </w:t>
+        <w:t>“Reviren är livslånga med hemområden som varierar mellan 50 och 150 ha. Hemområdena har inga fasta gränser utan det handlar mera om de yttre gränserna för familjegruppernas rörelser. Lavskrikan undviker att förflytta sig över stora öppna områden och hemområdesstorleken är därför större i områden fragmenterade av hyggen och yngre skog än i områden med i sammanhängande äldre skog. Det finns studier som antyder att det inom ett revir bör finnas maximalt 15 % öppna ytor och ungskog. Inom ett revir av hög kvalitet finns det som regel ett eller flera kärnområden (1–20 ha) med relativt tät flerskiktad granskog.”</w:t>
+      </w:r>
+      <w:r>
+        <w:t xml:space="preserve"> Vidare att: </w:t>
       </w:r>
       <w:r>
         <w:rPr>
           <w:i/>
         </w:rPr>
-        <w:t>Abrothallus lobariae</w:t>
-      </w:r>
-      <w:r>
-        <w:t xml:space="preserve"> (VU), </w:t>
+        <w:t>“Arten missgynnas när flerskiktad skog omförs till enskiktade bestånd. Även skogsskötsel med återkommande röjning och hård gallring är starkt negativt. Lavskrikan har relativt stora hemområden och försvinner när den äldre skogen fragmenteras, särskilt allvarligt är när kärnområdena avverkas.”</w:t>
+      </w:r>
+      <w:r>
+        <w:t xml:space="preserve"> (Skogsstyrelsen 2016).</w:t>
+      </w:r>
+    </w:p>
+    <w:p>
+      <w:r>
+        <w:t xml:space="preserve">Populationen har minskat med 20 (10–30) % under de senaste 15 åren och minskningstakten bedöms vara nära gränsvärdet för sårbar (VU). Arten försvinner successivt framför allt vid dess utbredningsgränser och populationen har minskat kontinuerligt under 2000-talet. Lavskrika är typisk art för </w:t>
       </w:r>
       <w:r>
         <w:rPr>
           <w:i/>
         </w:rPr>
-        <w:t>Calycina lobariae</w:t>
-      </w:r>
-      <w:r>
-        <w:t xml:space="preserve"> (VU), lunglavsknapp (VU) och skrovelmössing (VU), som växer på lunglav. Rikliga förekomster med lunglav bör skyddas med biotopskydd, frivilliga avsättningar eller reservat (SLU Artdatabanken, 2026; Nitare &amp; Skogsstyrelsen, 2019).</w:t>
-      </w:r>
-    </w:p>
-    <w:p>
-      <w:r>
-        <w:t xml:space="preserve">Lunglav är typisk art för </w:t>
-      </w:r>
-      <w:r>
-        <w:rPr>
-          <w:i/>
-        </w:rPr>
-        <w:t>9010 Taiga, 9020 Nordlig ädellövskog, 9110 Näringsfattig bokskog, 9130 Näringsrik bokskog, 9160 Näringsrik ekskog, 9180 Ädellövskog i branter, 9190 Näringsfattig ekskog, 9070 Trädklädd betesmark, 9040 Fjällbjörkskog</w:t>
-      </w:r>
-      <w:r>
-        <w:t xml:space="preserve"> och</w:t>
-      </w:r>
-      <w:r>
-        <w:rPr>
-          <w:i/>
-        </w:rPr>
-        <w:t xml:space="preserve"> 6530 Lövängar</w:t>
+        <w:t>9010 Taiga</w:t>
       </w:r>
       <w:r>
         <w:t xml:space="preserve"> (SLU Artdatabanken, 2026).</w:t>
@@ -1185,6 +1357,105 @@
         <w:pStyle w:val="Heading2"/>
       </w:pPr>
       <w:r>
+        <w:t>Referenser – lavskrika</w:t>
+      </w:r>
+    </w:p>
+    <w:p>
+      <w:r>
+        <w:t xml:space="preserve">Skogsstyrelsen, 2016. </w:t>
+      </w:r>
+      <w:r>
+        <w:rPr>
+          <w:i/>
+        </w:rPr>
+        <w:t xml:space="preserve">Vägledning för hänsyn till fåglar – lavskrika. </w:t>
+      </w:r>
+      <w:r>
+        <w:t>https://www.skogsstyrelsen.se/globalassets/lag-och-tillsyn/artskydd/vagledningar-for-hansyn-till-faglar/lavskrika-vagledning-hansyn.pdf</w:t>
+      </w:r>
+    </w:p>
+    <w:p>
+      <w:r>
+        <w:t xml:space="preserve">SLU Artdatabanken, 2026. </w:t>
+      </w:r>
+      <w:r>
+        <w:rPr>
+          <w:i/>
+        </w:rPr>
+        <w:t xml:space="preserve">Artfaktablad. Naturvård – artfakta. </w:t>
+      </w:r>
+      <w:r>
+        <w:t>SLU Artdatabanken, Uppsala</w:t>
+      </w:r>
+    </w:p>
+    <w:p>
+      <w:pPr>
+        <w:pStyle w:val="Heading1"/>
+      </w:pPr>
+      <w:r>
+        <w:t>Lunglav – ekologi samt krav på livsmiljön</w:t>
+      </w:r>
+    </w:p>
+    <w:p>
+      <w:r>
+        <w:t xml:space="preserve">Lunglav (NT) är en av vårt lands främsta signalarter som överallt indikerar gamla lövträd, skogsbestånd med höga naturvärden och ekosystem med lång skoglig kontinuitet. Lokalt kan förekomsten vara mycket riklig men den hittas nästan enbart i gamla och ej slutavverkade skogar. Artens samtliga förekomster bör uppmärksammas från naturvårdssynpunkt, då många lokaler även hyser andra ovanliga och rödlistade arter, däribland de sällsynta lavparasiterna lunglavshårprick (CR), </w:t>
+      </w:r>
+      <w:r>
+        <w:rPr>
+          <w:i/>
+        </w:rPr>
+        <w:t>Abrothallus diederichii</w:t>
+      </w:r>
+      <w:r>
+        <w:t xml:space="preserve"> (VU), </w:t>
+      </w:r>
+      <w:r>
+        <w:rPr>
+          <w:i/>
+        </w:rPr>
+        <w:t>Abrothallus lobariae</w:t>
+      </w:r>
+      <w:r>
+        <w:t xml:space="preserve"> (VU), </w:t>
+      </w:r>
+      <w:r>
+        <w:rPr>
+          <w:i/>
+        </w:rPr>
+        <w:t>Calycina lobariae</w:t>
+      </w:r>
+      <w:r>
+        <w:t xml:space="preserve"> (VU), lunglavsknapp (VU) och skrovelmössing (VU), som växer på lunglav. Rikliga förekomster med lunglav bör skyddas med biotopskydd, frivilliga avsättningar eller reservat (SLU Artdatabanken, 2026; Nitare &amp; Skogsstyrelsen, 2019).</w:t>
+      </w:r>
+    </w:p>
+    <w:p>
+      <w:r>
+        <w:t xml:space="preserve">Lunglav är typisk art för </w:t>
+      </w:r>
+      <w:r>
+        <w:rPr>
+          <w:i/>
+        </w:rPr>
+        <w:t>9010 Taiga, 9020 Nordlig ädellövskog, 9110 Näringsfattig bokskog, 9130 Näringsrik bokskog, 9160 Näringsrik ekskog, 9180 Ädellövskog i branter, 9190 Näringsfattig ekskog, 9070 Trädklädd betesmark, 9040 Fjällbjörkskog</w:t>
+      </w:r>
+      <w:r>
+        <w:t xml:space="preserve"> och</w:t>
+      </w:r>
+      <w:r>
+        <w:rPr>
+          <w:i/>
+        </w:rPr>
+        <w:t xml:space="preserve"> 6530 Lövängar</w:t>
+      </w:r>
+      <w:r>
+        <w:t xml:space="preserve"> (SLU Artdatabanken, 2026).</w:t>
+      </w:r>
+    </w:p>
+    <w:p>
+      <w:pPr>
+        <w:pStyle w:val="Heading2"/>
+      </w:pPr>
+      <w:r>
         <w:t>Referenser – lunglav</w:t>
       </w:r>
     </w:p>
@@ -1214,6 +1485,126 @@
       </w:r>
       <w:r>
         <w:t>SLU Artdatabanken, Uppsala.</w:t>
+      </w:r>
+    </w:p>
+    <w:p>
+      <w:pPr>
+        <w:pStyle w:val="Heading1"/>
+      </w:pPr>
+      <w:r>
+        <w:t>Talltita – ekologi samt krav på livsmiljön</w:t>
+      </w:r>
+    </w:p>
+    <w:p>
+      <w:r>
+        <w:t>Talltita är rödlistad som NT, fridlyst och prioriterad art i Skogsvårdslagen. Den omfattas av EU:s fågeldirektiv. Arten har minskat kraftigt de senaste 30 åren och minskningstakten innevarande 10-årsperiod beräknas till 20 (10–30) % (SLU Artdatabanken, 2022).</w:t>
+      </w:r>
+    </w:p>
+    <w:p>
+      <w:r>
+        <w:t>Talltita föredrar större sammanhängande barrskogar, och finns såväl i tallskog som granskog och i lövblandad barrskog. Skogens struktur är viktig och ska helst vara flerskiktad med riklig underväxt av mindre granar, björk och andra lövträd och buskar. Tillgång på murknande högstubbar är särskilt viktig, eftersom talltitan helst själv hackar ut sitt bohål (SLU Artdatabanken, 2022).</w:t>
+      </w:r>
+    </w:p>
+    <w:p>
+      <w:r>
+        <w:t>Det finns flera studier som visar att talltita är känslig för gallring och inte överlever när dess livsmiljö kalavverkas (Eggers and Low, 2014; Griesser et al., 2007; Klein, 2020). Talltitans revir är förhållandevis stora, 10–20 hektar och arten missgynnas när skogen fragmenteras. Kalavverkning av större delar av reviret innebär att det överges (Artdatabanken, 2021).</w:t>
+      </w:r>
+    </w:p>
+    <w:p>
+      <w:r>
+        <w:t>Talltitan är synnerligen trogen sitt revir så länge paret lever och biotopen förblir intakt. Paret stannar i sitt revir året om. En förlust av ett revir har därför en stor inverkan på den lokala populationen och trakthyggesbruket anses vara orsak till den svenska populationens kraftiga minskning. Talltiteparets revirtrohet innebär att närhelst under året man observerar en adult talltita så ingår denna plats i reviret (Siffczyk et al., 2003; Ekman, 1979).</w:t>
+      </w:r>
+    </w:p>
+    <w:p>
+      <w:pPr>
+        <w:pStyle w:val="Heading2"/>
+      </w:pPr>
+      <w:r>
+        <w:t>Referenser – talltita</w:t>
+      </w:r>
+    </w:p>
+    <w:p>
+      <w:r>
+        <w:t xml:space="preserve">Eggers, S., Low, M., 2014. </w:t>
+      </w:r>
+      <w:r>
+        <w:rPr>
+          <w:i/>
+        </w:rPr>
+        <w:t xml:space="preserve">Differential demographic responses of sympatric Parids to vegetation management in boreal forest. </w:t>
+      </w:r>
+      <w:r>
+        <w:t>For. Ecol. Manage. 319, 169–175.</w:t>
+      </w:r>
+    </w:p>
+    <w:p>
+      <w:r>
+        <w:t xml:space="preserve">Ekman, J., 1979. </w:t>
+      </w:r>
+      <w:r>
+        <w:rPr>
+          <w:i/>
+        </w:rPr>
+        <w:t xml:space="preserve">Coherence, composition and territories of winter social groups of the Willow Tit Parus montanus and the Crested Tit P. cristatus. </w:t>
+      </w:r>
+      <w:r>
+        <w:t>Ornis Scandinavica, 10, pp 56–68</w:t>
+      </w:r>
+    </w:p>
+    <w:p>
+      <w:r>
+        <w:t xml:space="preserve">Griesser, M., Nystrand, M., Eggers, S., Ekman, J., 2007. </w:t>
+      </w:r>
+      <w:r>
+        <w:rPr>
+          <w:i/>
+        </w:rPr>
+        <w:t xml:space="preserve">Impact of forestry practices on fitness correlates and population productivity in an open-nesting bird species. </w:t>
+      </w:r>
+      <w:r>
+        <w:t>Conserv. Biol. 21, 767–774. https://doi.org/10.1111/j.1523- 1739.2007.00675.x</w:t>
+      </w:r>
+    </w:p>
+    <w:p>
+      <w:r>
+        <w:t xml:space="preserve">Klein, J., 2020. </w:t>
+      </w:r>
+      <w:r>
+        <w:rPr>
+          <w:i/>
+        </w:rPr>
+        <w:t xml:space="preserve">The forgotten forest – On thinning, retention, and biodiversity in the boreal forest. </w:t>
+      </w:r>
+      <w:r>
+        <w:t>Doctoral Thesis No. 2020:50</w:t>
+      </w:r>
+    </w:p>
+    <w:p>
+      <w:r>
+        <w:t xml:space="preserve">Siffczyk, C., Brotons, L., Kangas, K., Orell, M., 2003. </w:t>
+      </w:r>
+      <w:r>
+        <w:rPr>
+          <w:i/>
+        </w:rPr>
+        <w:t xml:space="preserve">Home range size of willow tits. </w:t>
+      </w:r>
+      <w:r>
+        <w:t>Oecologica, 136, 635–642 (2003)</w:t>
+      </w:r>
+    </w:p>
+    <w:p>
+      <w:r>
+        <w:t xml:space="preserve">SLU Artdatabanken, 2021. </w:t>
+      </w:r>
+      <w:r>
+        <w:rPr>
+          <w:i/>
+        </w:rPr>
+        <w:t xml:space="preserve">Artfaktablad. Naturvård – artfakta. </w:t>
+      </w:r>
+      <w:r>
+        <w:t>SLU Artdatabanken, Uppsala</w:t>
       </w:r>
     </w:p>
     <w:p>
@@ -1545,7 +1936,7 @@
     <w:r>
       <w:tab/>
       <w:tab/>
-      <w:t>2026-10-01</w:t>
+      <w:t>2026-10-02</w:t>
       <w:br/>
       <w:br/>
     </w:r>

--- a/klagomål/A 17248-2026 FSC-klagomål.docx
+++ b/klagomål/A 17248-2026 FSC-klagomål.docx
@@ -1936,7 +1936,7 @@
     <w:r>
       <w:tab/>
       <w:tab/>
-      <w:t>2026-10-02</w:t>
+      <w:t>2026-10-03</w:t>
       <w:br/>
       <w:br/>
     </w:r>

--- a/klagomål/A 17248-2026 FSC-klagomål.docx
+++ b/klagomål/A 17248-2026 FSC-klagomål.docx
@@ -1936,7 +1936,7 @@
     <w:r>
       <w:tab/>
       <w:tab/>
-      <w:t>2026-10-03</w:t>
+      <w:t>2026-10-04</w:t>
       <w:br/>
       <w:br/>
     </w:r>

--- a/klagomål/A 17248-2026 FSC-klagomål.docx
+++ b/klagomål/A 17248-2026 FSC-klagomål.docx
@@ -1936,7 +1936,7 @@
     <w:r>
       <w:tab/>
       <w:tab/>
-      <w:t>2026-10-04</w:t>
+      <w:t>2026-10-05</w:t>
       <w:br/>
       <w:br/>
     </w:r>

--- a/klagomål/A 17248-2026 FSC-klagomål.docx
+++ b/klagomål/A 17248-2026 FSC-klagomål.docx
@@ -1936,7 +1936,7 @@
     <w:r>
       <w:tab/>
       <w:tab/>
-      <w:t>2026-10-05</w:t>
+      <w:t>2026-10-06</w:t>
       <w:br/>
       <w:br/>
     </w:r>

--- a/klagomål/A 17248-2026 FSC-klagomål.docx
+++ b/klagomål/A 17248-2026 FSC-klagomål.docx
@@ -1936,7 +1936,7 @@
     <w:r>
       <w:tab/>
       <w:tab/>
-      <w:t>2026-10-06</w:t>
+      <w:t>2026-10-07</w:t>
       <w:br/>
       <w:br/>
     </w:r>

--- a/klagomål/A 17248-2026 FSC-klagomål.docx
+++ b/klagomål/A 17248-2026 FSC-klagomål.docx
@@ -1936,7 +1936,7 @@
     <w:r>
       <w:tab/>
       <w:tab/>
-      <w:t>2026-10-07</w:t>
+      <w:t>2026-10-08</w:t>
       <w:br/>
       <w:br/>
     </w:r>

--- a/klagomål/A 17248-2026 FSC-klagomål.docx
+++ b/klagomål/A 17248-2026 FSC-klagomål.docx
@@ -1936,7 +1936,7 @@
     <w:r>
       <w:tab/>
       <w:tab/>
-      <w:t>2026-10-08</w:t>
+      <w:t>2026-10-09</w:t>
       <w:br/>
       <w:br/>
     </w:r>

--- a/klagomål/A 17248-2026 FSC-klagomål.docx
+++ b/klagomål/A 17248-2026 FSC-klagomål.docx
@@ -1936,7 +1936,7 @@
     <w:r>
       <w:tab/>
       <w:tab/>
-      <w:t>2026-10-09</w:t>
+      <w:t>2026-10-10</w:t>
       <w:br/>
       <w:br/>
     </w:r>

--- a/klagomål/A 17248-2026 FSC-klagomål.docx
+++ b/klagomål/A 17248-2026 FSC-klagomål.docx
@@ -1936,7 +1936,7 @@
     <w:r>
       <w:tab/>
       <w:tab/>
-      <w:t>2026-10-10</w:t>
+      <w:t>2026-10-11</w:t>
       <w:br/>
       <w:br/>
     </w:r>

--- a/klagomål/A 17248-2026 FSC-klagomål.docx
+++ b/klagomål/A 17248-2026 FSC-klagomål.docx
@@ -1936,7 +1936,7 @@
     <w:r>
       <w:tab/>
       <w:tab/>
-      <w:t>2026-10-11</w:t>
+      <w:t>2026-10-12</w:t>
       <w:br/>
       <w:br/>
     </w:r>

--- a/klagomål/A 17248-2026 FSC-klagomål.docx
+++ b/klagomål/A 17248-2026 FSC-klagomål.docx
@@ -1936,7 +1936,7 @@
     <w:r>
       <w:tab/>
       <w:tab/>
-      <w:t>2026-10-12</w:t>
+      <w:t>2026-10-13</w:t>
       <w:br/>
       <w:br/>
     </w:r>

--- a/klagomål/A 17248-2026 FSC-klagomål.docx
+++ b/klagomål/A 17248-2026 FSC-klagomål.docx
@@ -1936,7 +1936,7 @@
     <w:r>
       <w:tab/>
       <w:tab/>
-      <w:t>2026-10-13</w:t>
+      <w:t>2026-10-14</w:t>
       <w:br/>
       <w:br/>
     </w:r>

--- a/klagomål/A 17248-2026 FSC-klagomål.docx
+++ b/klagomål/A 17248-2026 FSC-klagomål.docx
@@ -1936,7 +1936,7 @@
     <w:r>
       <w:tab/>
       <w:tab/>
-      <w:t>2026-10-14</w:t>
+      <w:t>2026-10-15</w:t>
       <w:br/>
       <w:br/>
     </w:r>

--- a/klagomål/A 17248-2026 FSC-klagomål.docx
+++ b/klagomål/A 17248-2026 FSC-klagomål.docx
@@ -1936,7 +1936,7 @@
     <w:r>
       <w:tab/>
       <w:tab/>
-      <w:t>2026-10-15</w:t>
+      <w:t>2026-10-16</w:t>
       <w:br/>
       <w:br/>
     </w:r>

--- a/klagomål/A 17248-2026 FSC-klagomål.docx
+++ b/klagomål/A 17248-2026 FSC-klagomål.docx
@@ -1936,7 +1936,7 @@
     <w:r>
       <w:tab/>
       <w:tab/>
-      <w:t>2026-10-16</w:t>
+      <w:t>2026-10-17</w:t>
       <w:br/>
       <w:br/>
     </w:r>

--- a/klagomål/A 17248-2026 FSC-klagomål.docx
+++ b/klagomål/A 17248-2026 FSC-klagomål.docx
@@ -1936,7 +1936,7 @@
     <w:r>
       <w:tab/>
       <w:tab/>
-      <w:t>2026-10-17</w:t>
+      <w:t>2026-10-18</w:t>
       <w:br/>
       <w:br/>
     </w:r>

--- a/klagomål/A 17248-2026 FSC-klagomål.docx
+++ b/klagomål/A 17248-2026 FSC-klagomål.docx
@@ -1936,7 +1936,7 @@
     <w:r>
       <w:tab/>
       <w:tab/>
-      <w:t>2026-10-18</w:t>
+      <w:t>2026-10-19</w:t>
       <w:br/>
       <w:br/>
     </w:r>

--- a/klagomål/A 17248-2026 FSC-klagomål.docx
+++ b/klagomål/A 17248-2026 FSC-klagomål.docx
@@ -1936,7 +1936,7 @@
     <w:r>
       <w:tab/>
       <w:tab/>
-      <w:t>2026-10-19</w:t>
+      <w:t>2026-10-20</w:t>
       <w:br/>
       <w:br/>
     </w:r>

--- a/klagomål/A 17248-2026 FSC-klagomål.docx
+++ b/klagomål/A 17248-2026 FSC-klagomål.docx
@@ -1936,7 +1936,7 @@
     <w:r>
       <w:tab/>
       <w:tab/>
-      <w:t>2026-10-20</w:t>
+      <w:t>2026-10-21</w:t>
       <w:br/>
       <w:br/>
     </w:r>

--- a/klagomål/A 17248-2026 FSC-klagomål.docx
+++ b/klagomål/A 17248-2026 FSC-klagomål.docx
@@ -1936,7 +1936,7 @@
     <w:r>
       <w:tab/>
       <w:tab/>
-      <w:t>2026-10-21</w:t>
+      <w:t>2026-10-22</w:t>
       <w:br/>
       <w:br/>
     </w:r>

--- a/klagomål/A 17248-2026 FSC-klagomål.docx
+++ b/klagomål/A 17248-2026 FSC-klagomål.docx
@@ -1936,7 +1936,7 @@
     <w:r>
       <w:tab/>
       <w:tab/>
-      <w:t>2026-10-22</w:t>
+      <w:t>2026-10-23</w:t>
       <w:br/>
       <w:br/>
     </w:r>

--- a/klagomål/A 17248-2026 FSC-klagomål.docx
+++ b/klagomål/A 17248-2026 FSC-klagomål.docx
@@ -1936,7 +1936,7 @@
     <w:r>
       <w:tab/>
       <w:tab/>
-      <w:t>2026-10-23</w:t>
+      <w:t>2026-10-24</w:t>
       <w:br/>
       <w:br/>
     </w:r>

--- a/klagomål/A 17248-2026 FSC-klagomål.docx
+++ b/klagomål/A 17248-2026 FSC-klagomål.docx
@@ -1936,7 +1936,7 @@
     <w:r>
       <w:tab/>
       <w:tab/>
-      <w:t>2026-10-24</w:t>
+      <w:t>2026-10-25</w:t>
       <w:br/>
       <w:br/>
     </w:r>

--- a/klagomål/A 17248-2026 FSC-klagomål.docx
+++ b/klagomål/A 17248-2026 FSC-klagomål.docx
@@ -1936,7 +1936,7 @@
     <w:r>
       <w:tab/>
       <w:tab/>
-      <w:t>2026-10-25</w:t>
+      <w:t>2026-10-26</w:t>
       <w:br/>
       <w:br/>
     </w:r>

--- a/klagomål/A 17248-2026 FSC-klagomål.docx
+++ b/klagomål/A 17248-2026 FSC-klagomål.docx
@@ -1936,7 +1936,7 @@
     <w:r>
       <w:tab/>
       <w:tab/>
-      <w:t>2026-10-26</w:t>
+      <w:t>2026-10-27</w:t>
       <w:br/>
       <w:br/>
     </w:r>

--- a/klagomål/A 17248-2026 FSC-klagomål.docx
+++ b/klagomål/A 17248-2026 FSC-klagomål.docx
@@ -1936,7 +1936,7 @@
     <w:r>
       <w:tab/>
       <w:tab/>
-      <w:t>2026-10-27</w:t>
+      <w:t>2026-10-28</w:t>
       <w:br/>
       <w:br/>
     </w:r>

--- a/klagomål/A 17248-2026 FSC-klagomål.docx
+++ b/klagomål/A 17248-2026 FSC-klagomål.docx
@@ -1936,7 +1936,7 @@
     <w:r>
       <w:tab/>
       <w:tab/>
-      <w:t>2026-10-28</w:t>
+      <w:t>2026-10-29</w:t>
       <w:br/>
       <w:br/>
     </w:r>

--- a/klagomål/A 17248-2026 FSC-klagomål.docx
+++ b/klagomål/A 17248-2026 FSC-klagomål.docx
@@ -1936,7 +1936,7 @@
     <w:r>
       <w:tab/>
       <w:tab/>
-      <w:t>2026-10-29</w:t>
+      <w:t>2026-10-31</w:t>
       <w:br/>
       <w:br/>
     </w:r>
